--- a/lessons/8-1-flagship/homework.docx
+++ b/lessons/8-1-flagship/homework.docx
@@ -106,7 +106,55 @@
     </w:p>
     <w:p>
       <w:pPr>
-        <w:spacing w:after="60"/>
+        <w:keepNext/>
+        <w:spacing w:after="20" w:before="80"/>
+        <w:jc w:val="center"/>
+      </w:pPr>
+      <w:r>
+        <w:drawing>
+          <wp:inline distT="0" distB="0" distL="0" distR="0">
+            <wp:extent cx="1047750" cy="790575"/>
+            <wp:effectExtent t="0" r="0" b="0" l="0"/>
+            <wp:docPr id="1" name="" descr="" title=""/>
+            <wp:cNvGraphicFramePr>
+              <a:graphicFrameLocks xmlns:a="http://schemas.openxmlformats.org/drawingml/2006/main" noChangeAspect="1"/>
+            </wp:cNvGraphicFramePr>
+            <a:graphic xmlns:a="http://schemas.openxmlformats.org/drawingml/2006/main">
+              <a:graphicData uri="http://schemas.openxmlformats.org/drawingml/2006/picture">
+                <pic:pic xmlns:pic="http://schemas.openxmlformats.org/drawingml/2006/picture">
+                  <pic:nvPicPr>
+                    <pic:cNvPr id="0" name="" descr=""/>
+                    <pic:cNvPicPr>
+                      <a:picLocks noChangeAspect="1" noChangeArrowheads="1"/>
+                    </pic:cNvPicPr>
+                  </pic:nvPicPr>
+                  <pic:blipFill>
+                    <a:blip r:embed="rId7" cstate="none"/>
+                    <a:srcRect/>
+                    <a:stretch>
+                      <a:fillRect/>
+                    </a:stretch>
+                  </pic:blipFill>
+                  <pic:spPr bwMode="auto">
+                    <a:xfrm>
+                      <a:off x="0" y="0"/>
+                      <a:ext cx="1047750" cy="790575"/>
+                    </a:xfrm>
+                    <a:prstGeom prst="rect">
+                      <a:avLst/>
+                    </a:prstGeom>
+                  </pic:spPr>
+                </pic:pic>
+              </a:graphicData>
+            </a:graphic>
+          </wp:inline>
+        </w:drawing>
+      </w:r>
+    </w:p>
+    <w:p>
+      <w:pPr>
+        <w:keepNext/>
+        <w:spacing w:after="120"/>
       </w:pPr>
       <w:r>
         <w:rPr>
@@ -116,12 +164,60 @@
         <w:t xml:space="preserve">Statistical Question (Pregunta estadística)</w:t>
       </w:r>
       <w:r>
-        <w:t xml:space="preserve"> — A question that anticipates variability in the data collected to answer it</w:t>
-      </w:r>
-    </w:p>
-    <w:p>
-      <w:pPr>
-        <w:spacing w:after="60"/>
+        <w:t xml:space="preserve"> — A question where the answers will be different for different people.</w:t>
+      </w:r>
+    </w:p>
+    <w:p>
+      <w:pPr>
+        <w:keepNext/>
+        <w:spacing w:after="20" w:before="80"/>
+        <w:jc w:val="center"/>
+      </w:pPr>
+      <w:r>
+        <w:drawing>
+          <wp:inline distT="0" distB="0" distL="0" distR="0">
+            <wp:extent cx="1047750" cy="790575"/>
+            <wp:effectExtent t="0" r="0" b="0" l="0"/>
+            <wp:docPr id="1" name="" descr="" title=""/>
+            <wp:cNvGraphicFramePr>
+              <a:graphicFrameLocks xmlns:a="http://schemas.openxmlformats.org/drawingml/2006/main" noChangeAspect="1"/>
+            </wp:cNvGraphicFramePr>
+            <a:graphic xmlns:a="http://schemas.openxmlformats.org/drawingml/2006/main">
+              <a:graphicData uri="http://schemas.openxmlformats.org/drawingml/2006/picture">
+                <pic:pic xmlns:pic="http://schemas.openxmlformats.org/drawingml/2006/picture">
+                  <pic:nvPicPr>
+                    <pic:cNvPr id="0" name="" descr=""/>
+                    <pic:cNvPicPr>
+                      <a:picLocks noChangeAspect="1" noChangeArrowheads="1"/>
+                    </pic:cNvPicPr>
+                  </pic:nvPicPr>
+                  <pic:blipFill>
+                    <a:blip r:embed="rId7" cstate="none"/>
+                    <a:srcRect/>
+                    <a:stretch>
+                      <a:fillRect/>
+                    </a:stretch>
+                  </pic:blipFill>
+                  <pic:spPr bwMode="auto">
+                    <a:xfrm>
+                      <a:off x="0" y="0"/>
+                      <a:ext cx="1047750" cy="790575"/>
+                    </a:xfrm>
+                    <a:prstGeom prst="rect">
+                      <a:avLst/>
+                    </a:prstGeom>
+                  </pic:spPr>
+                </pic:pic>
+              </a:graphicData>
+            </a:graphic>
+          </wp:inline>
+        </w:drawing>
+      </w:r>
+    </w:p>
+    <w:p>
+      <w:pPr>
+        <w:keepNext/>
+        <w:spacing w:after="120"/>
       </w:pPr>
       <w:r>
         <w:rPr>
@@ -131,12 +227,60 @@
         <w:t xml:space="preserve">Data (Datos)</w:t>
       </w:r>
       <w:r>
-        <w:t xml:space="preserve"> — Information collected by observation, measurement, or survey</w:t>
-      </w:r>
-    </w:p>
-    <w:p>
-      <w:pPr>
-        <w:spacing w:after="60"/>
+        <w:t xml:space="preserve"> — Facts and numbers you collect, like answers to a survey.</w:t>
+      </w:r>
+    </w:p>
+    <w:p>
+      <w:pPr>
+        <w:keepNext/>
+        <w:spacing w:after="20" w:before="80"/>
+        <w:jc w:val="center"/>
+      </w:pPr>
+      <w:r>
+        <w:drawing>
+          <wp:inline distT="0" distB="0" distL="0" distR="0">
+            <wp:extent cx="1047750" cy="790575"/>
+            <wp:effectExtent t="0" r="0" b="0" l="0"/>
+            <wp:docPr id="1" name="" descr="" title=""/>
+            <wp:cNvGraphicFramePr>
+              <a:graphicFrameLocks xmlns:a="http://schemas.openxmlformats.org/drawingml/2006/main" noChangeAspect="1"/>
+            </wp:cNvGraphicFramePr>
+            <a:graphic xmlns:a="http://schemas.openxmlformats.org/drawingml/2006/main">
+              <a:graphicData uri="http://schemas.openxmlformats.org/drawingml/2006/picture">
+                <pic:pic xmlns:pic="http://schemas.openxmlformats.org/drawingml/2006/picture">
+                  <pic:nvPicPr>
+                    <pic:cNvPr id="0" name="" descr=""/>
+                    <pic:cNvPicPr>
+                      <a:picLocks noChangeAspect="1" noChangeArrowheads="1"/>
+                    </pic:cNvPicPr>
+                  </pic:nvPicPr>
+                  <pic:blipFill>
+                    <a:blip r:embed="rId8" cstate="none"/>
+                    <a:srcRect/>
+                    <a:stretch>
+                      <a:fillRect/>
+                    </a:stretch>
+                  </pic:blipFill>
+                  <pic:spPr bwMode="auto">
+                    <a:xfrm>
+                      <a:off x="0" y="0"/>
+                      <a:ext cx="1047750" cy="790575"/>
+                    </a:xfrm>
+                    <a:prstGeom prst="rect">
+                      <a:avLst/>
+                    </a:prstGeom>
+                  </pic:spPr>
+                </pic:pic>
+              </a:graphicData>
+            </a:graphic>
+          </wp:inline>
+        </w:drawing>
+      </w:r>
+    </w:p>
+    <w:p>
+      <w:pPr>
+        <w:keepNext/>
+        <w:spacing w:after="120"/>
       </w:pPr>
       <w:r>
         <w:rPr>
@@ -146,12 +290,60 @@
         <w:t xml:space="preserve">Variability (Variabilidad)</w:t>
       </w:r>
       <w:r>
-        <w:t xml:space="preserve"> — How spread out or different the values in a data set are</w:t>
-      </w:r>
-    </w:p>
-    <w:p>
-      <w:pPr>
-        <w:spacing w:after="60"/>
+        <w:t xml:space="preserve"> — How spread out the numbers are.</w:t>
+      </w:r>
+    </w:p>
+    <w:p>
+      <w:pPr>
+        <w:keepNext/>
+        <w:spacing w:after="20" w:before="80"/>
+        <w:jc w:val="center"/>
+      </w:pPr>
+      <w:r>
+        <w:drawing>
+          <wp:inline distT="0" distB="0" distL="0" distR="0">
+            <wp:extent cx="1047750" cy="790575"/>
+            <wp:effectExtent t="0" r="0" b="0" l="0"/>
+            <wp:docPr id="1" name="" descr="" title=""/>
+            <wp:cNvGraphicFramePr>
+              <a:graphicFrameLocks xmlns:a="http://schemas.openxmlformats.org/drawingml/2006/main" noChangeAspect="1"/>
+            </wp:cNvGraphicFramePr>
+            <a:graphic xmlns:a="http://schemas.openxmlformats.org/drawingml/2006/main">
+              <a:graphicData uri="http://schemas.openxmlformats.org/drawingml/2006/picture">
+                <pic:pic xmlns:pic="http://schemas.openxmlformats.org/drawingml/2006/picture">
+                  <pic:nvPicPr>
+                    <pic:cNvPr id="0" name="" descr=""/>
+                    <pic:cNvPicPr>
+                      <a:picLocks noChangeAspect="1" noChangeArrowheads="1"/>
+                    </pic:cNvPicPr>
+                  </pic:nvPicPr>
+                  <pic:blipFill>
+                    <a:blip r:embed="rId7" cstate="none"/>
+                    <a:srcRect/>
+                    <a:stretch>
+                      <a:fillRect/>
+                    </a:stretch>
+                  </pic:blipFill>
+                  <pic:spPr bwMode="auto">
+                    <a:xfrm>
+                      <a:off x="0" y="0"/>
+                      <a:ext cx="1047750" cy="790575"/>
+                    </a:xfrm>
+                    <a:prstGeom prst="rect">
+                      <a:avLst/>
+                    </a:prstGeom>
+                  </pic:spPr>
+                </pic:pic>
+              </a:graphicData>
+            </a:graphic>
+          </wp:inline>
+        </w:drawing>
+      </w:r>
+    </w:p>
+    <w:p>
+      <w:pPr>
+        <w:keepNext/>
+        <w:spacing w:after="120"/>
       </w:pPr>
       <w:r>
         <w:rPr>
@@ -161,12 +353,60 @@
         <w:t xml:space="preserve">Survey (Encuesta)</w:t>
       </w:r>
       <w:r>
-        <w:t xml:space="preserve"> — A method of collecting data by asking people questions</w:t>
-      </w:r>
-    </w:p>
-    <w:p>
-      <w:pPr>
-        <w:spacing w:after="60"/>
+        <w:t xml:space="preserve"> — Collecting facts by asking people questions.</w:t>
+      </w:r>
+    </w:p>
+    <w:p>
+      <w:pPr>
+        <w:keepNext/>
+        <w:spacing w:after="20" w:before="80"/>
+        <w:jc w:val="center"/>
+      </w:pPr>
+      <w:r>
+        <w:drawing>
+          <wp:inline distT="0" distB="0" distL="0" distR="0">
+            <wp:extent cx="1047750" cy="790575"/>
+            <wp:effectExtent t="0" r="0" b="0" l="0"/>
+            <wp:docPr id="1" name="" descr="" title=""/>
+            <wp:cNvGraphicFramePr>
+              <a:graphicFrameLocks xmlns:a="http://schemas.openxmlformats.org/drawingml/2006/main" noChangeAspect="1"/>
+            </wp:cNvGraphicFramePr>
+            <a:graphic xmlns:a="http://schemas.openxmlformats.org/drawingml/2006/main">
+              <a:graphicData uri="http://schemas.openxmlformats.org/drawingml/2006/picture">
+                <pic:pic xmlns:pic="http://schemas.openxmlformats.org/drawingml/2006/picture">
+                  <pic:nvPicPr>
+                    <pic:cNvPr id="0" name="" descr=""/>
+                    <pic:cNvPicPr>
+                      <a:picLocks noChangeAspect="1" noChangeArrowheads="1"/>
+                    </pic:cNvPicPr>
+                  </pic:nvPicPr>
+                  <pic:blipFill>
+                    <a:blip r:embed="rId9" cstate="none"/>
+                    <a:srcRect/>
+                    <a:stretch>
+                      <a:fillRect/>
+                    </a:stretch>
+                  </pic:blipFill>
+                  <pic:spPr bwMode="auto">
+                    <a:xfrm>
+                      <a:off x="0" y="0"/>
+                      <a:ext cx="1047750" cy="790575"/>
+                    </a:xfrm>
+                    <a:prstGeom prst="rect">
+                      <a:avLst/>
+                    </a:prstGeom>
+                  </pic:spPr>
+                </pic:pic>
+              </a:graphicData>
+            </a:graphic>
+          </wp:inline>
+        </w:drawing>
+      </w:r>
+    </w:p>
+    <w:p>
+      <w:pPr>
+        <w:keepNext/>
+        <w:spacing w:after="120"/>
       </w:pPr>
       <w:r>
         <w:rPr>
@@ -176,7 +416,7 @@
         <w:t xml:space="preserve">Data distribution (Distribución de datos)</w:t>
       </w:r>
       <w:r>
-        <w:t xml:space="preserve"> — The shape and spread of a data set</w:t>
+        <w:t xml:space="preserve"> — How the data looks: where it sits and how spread out it is.</w:t>
       </w:r>
     </w:p>
     <w:p>

--- a/lessons/8-1-flagship/homework.docx
+++ b/lessons/8-1-flagship/homework.docx
@@ -24,7 +24,7 @@
           <w:i/>
           <w:iCs/>
         </w:rPr>
-        <w:t xml:space="preserve">Lesson 8-1-flagship  •  Standard 6.SP.1</w:t>
+        <w:t xml:space="preserve">Lesson 8-1-flagship  •  Standard 6.DS.1</w:t>
       </w:r>
     </w:p>
     <w:p>
@@ -865,6 +865,457 @@
       </w:r>
     </w:p>
     <w:p>
+      <w:pPr>
+        <w:spacing w:after="80" w:before="0"/>
+      </w:pPr>
+      <w:r>
+        <w:rPr>
+          <w:b/>
+          <w:bCs/>
+        </w:rPr>
+        <w:t xml:space="preserve">6. onLevel — Spot the Common Mistake</w:t>
+      </w:r>
+    </w:p>
+    <w:p>
+      <w:pPr>
+        <w:spacing w:after="40" w:before="0"/>
+      </w:pPr>
+      <w:r>
+        <w:t xml:space="preserve">   Step 1 (Read): A student is working on Statistical Questions and Data.</w:t>
+      </w:r>
+    </w:p>
+    <w:p>
+      <w:pPr>
+        <w:spacing w:after="40" w:before="0"/>
+      </w:pPr>
+      <w:r>
+        <w:t xml:space="preserve">   Step 2 (Attempt): They ignored the rule: If you expect the answers to vary, it is a statistical question.</w:t>
+      </w:r>
+    </w:p>
+    <w:p>
+      <w:pPr>
+        <w:spacing w:after="40" w:before="0"/>
+      </w:pPr>
+      <w:r>
+        <w:t xml:space="preserve">   Step 3 (Check): The answer does not match the math rule from class.</w:t>
+      </w:r>
+    </w:p>
+    <w:p>
+      <w:pPr>
+        <w:spacing w:after="60" w:before="0"/>
+      </w:pPr>
+      <w:r>
+        <w:rPr>
+          <w:i/>
+          <w:iCs/>
+        </w:rPr>
+        <w:t xml:space="preserve">Which step has the mistake? Explain and fix it:</w:t>
+      </w:r>
+    </w:p>
+    <w:p>
+      <w:pPr>
+        <w:spacing w:after="60" w:before="120"/>
+      </w:pPr>
+      <w:r>
+        <w:rPr>
+          <w:color w:val="BBBBBB"/>
+        </w:rPr>
+        <w:t xml:space="preserve">______________________________________________________________________</w:t>
+      </w:r>
+    </w:p>
+    <w:p>
+      <w:pPr>
+        <w:spacing w:after="60" w:before="120"/>
+      </w:pPr>
+      <w:r>
+        <w:rPr>
+          <w:color w:val="BBBBBB"/>
+        </w:rPr>
+        <w:t xml:space="preserve">______________________________________________________________________</w:t>
+      </w:r>
+    </w:p>
+    <w:p>
+      <w:pPr>
+        <w:spacing w:after="60" w:before="120"/>
+      </w:pPr>
+      <w:r>
+        <w:rPr>
+          <w:color w:val="BBBBBB"/>
+        </w:rPr>
+        <w:t xml:space="preserve">______________________________________________________________________</w:t>
+      </w:r>
+    </w:p>
+    <w:p>
+      <w:pPr>
+        <w:spacing w:after="80" w:before="0"/>
+      </w:pPr>
+      <w:r>
+        <w:rPr>
+          <w:b/>
+          <w:bCs/>
+        </w:rPr>
+        <w:t xml:space="preserve">7. Sort each scouting question into Statistical or Not Statistical. A statistical question anticipates that the answers will vary.</w:t>
+      </w:r>
+    </w:p>
+    <w:p>
+      <w:pPr>
+        <w:spacing w:after="80" w:before="0"/>
+      </w:pPr>
+      <w:r>
+        <w:rPr>
+          <w:i/>
+          <w:iCs/>
+        </w:rPr>
+        <w:t xml:space="preserve">Groups: Statistical   |   Not Statistical</w:t>
+      </w:r>
+    </w:p>
+    <w:p>
+      <w:pPr>
+        <w:spacing w:after="40" w:before="0"/>
+      </w:pPr>
+      <w:r>
+        <w:t xml:space="preserve">   • How many steals does each player record per game?   → __________________</w:t>
+      </w:r>
+    </w:p>
+    <w:p>
+      <w:pPr>
+        <w:spacing w:after="40" w:before="0"/>
+      </w:pPr>
+      <w:r>
+        <w:t xml:space="preserve">   • How old is the head coach?   → __________________</w:t>
+      </w:r>
+    </w:p>
+    <w:p>
+      <w:pPr>
+        <w:spacing w:after="40" w:before="0"/>
+      </w:pPr>
+      <w:r>
+        <w:t xml:space="preserve">   • How many ounces of water does each player drink during practice?   → __________________</w:t>
+      </w:r>
+    </w:p>
+    <w:p>
+      <w:pPr>
+        <w:spacing w:after="40" w:before="0"/>
+      </w:pPr>
+      <w:r>
+        <w:t xml:space="preserve">   • What city does the team play its home games in?   → __________________</w:t>
+      </w:r>
+    </w:p>
+    <w:p>
+      <w:pPr>
+        <w:spacing w:after="40" w:before="0"/>
+      </w:pPr>
+      <w:r>
+        <w:t xml:space="preserve">   • How many hours of sleep did each player get before the game?   → __________________</w:t>
+      </w:r>
+    </w:p>
+    <w:p>
+      <w:pPr>
+        <w:spacing w:after="40" w:before="0"/>
+      </w:pPr>
+      <w:r>
+        <w:t xml:space="preserve">   • How many points is a successful field goal worth?   → __________________</w:t>
+      </w:r>
+    </w:p>
+    <w:p>
+      <w:pPr>
+        <w:spacing w:after="40" w:before="0"/>
+      </w:pPr>
+      <w:r>
+        <w:t xml:space="preserve">   • How fast does each player run the length of the court?   → __________________</w:t>
+      </w:r>
+    </w:p>
+    <w:p>
+      <w:pPr>
+        <w:spacing w:after="40" w:before="0"/>
+      </w:pPr>
+      <w:r>
+        <w:t xml:space="preserve">   • What number is on the team captain's jersey?   → __________________</w:t>
+      </w:r>
+    </w:p>
+    <w:p>
+      <w:pPr>
+        <w:spacing w:after="60" w:before="120"/>
+      </w:pPr>
+      <w:r>
+        <w:rPr>
+          <w:color w:val="BBBBBB"/>
+        </w:rPr>
+        <w:t xml:space="preserve">______________________________________________________________________</w:t>
+      </w:r>
+    </w:p>
+    <w:p>
+      <w:pPr>
+        <w:spacing w:after="80" w:before="0"/>
+      </w:pPr>
+      <w:r>
+        <w:rPr>
+          <w:b/>
+          <w:bCs/>
+        </w:rPr>
+        <w:t xml:space="preserve">8. The front office wants ONE more question that will give varied data to analyze. Which question is statistical?</w:t>
+      </w:r>
+    </w:p>
+    <w:p>
+      <w:pPr>
+        <w:spacing w:after="40" w:before="0"/>
+      </w:pPr>
+      <w:r>
+        <w:t xml:space="preserve">     A. How many rebounds does each player grab per game?</w:t>
+      </w:r>
+    </w:p>
+    <w:p>
+      <w:pPr>
+        <w:spacing w:after="40" w:before="0"/>
+      </w:pPr>
+      <w:r>
+        <w:t xml:space="preserve">     B. How many players start the game on the court?</w:t>
+      </w:r>
+    </w:p>
+    <w:p>
+      <w:pPr>
+        <w:spacing w:after="40" w:before="0"/>
+      </w:pPr>
+      <w:r>
+        <w:t xml:space="preserve">     C. What is the name of the team's arena?</w:t>
+      </w:r>
+    </w:p>
+    <w:p>
+      <w:pPr>
+        <w:spacing w:after="40" w:before="0"/>
+      </w:pPr>
+      <w:r>
+        <w:t xml:space="preserve">     D. How long is one quarter of the game in minutes?</w:t>
+      </w:r>
+    </w:p>
+    <w:p>
+      <w:pPr>
+        <w:spacing w:after="60" w:before="120"/>
+      </w:pPr>
+      <w:r>
+        <w:rPr>
+          <w:color w:val="BBBBBB"/>
+        </w:rPr>
+        <w:t xml:space="preserve">______________________________________________________________________</w:t>
+      </w:r>
+    </w:p>
+    <w:p>
+      <w:pPr>
+        <w:spacing w:after="80" w:before="0"/>
+      </w:pPr>
+      <w:r>
+        <w:rPr>
+          <w:b/>
+          <w:bCs/>
+        </w:rPr>
+        <w:t xml:space="preserve">9. Why does "How many minutes does each player spend warming up?" anticipate variability?</w:t>
+      </w:r>
+    </w:p>
+    <w:p>
+      <w:pPr>
+        <w:spacing w:after="40" w:before="0"/>
+      </w:pPr>
+      <w:r>
+        <w:t xml:space="preserve">     A. Because different players warm up for different amounts of time</w:t>
+      </w:r>
+    </w:p>
+    <w:p>
+      <w:pPr>
+        <w:spacing w:after="40" w:before="0"/>
+      </w:pPr>
+      <w:r>
+        <w:t xml:space="preserve">     B. Because warming up happens before every game</w:t>
+      </w:r>
+    </w:p>
+    <w:p>
+      <w:pPr>
+        <w:spacing w:after="40" w:before="0"/>
+      </w:pPr>
+      <w:r>
+        <w:t xml:space="preserve">     C. Because minutes are always a number</w:t>
+      </w:r>
+    </w:p>
+    <w:p>
+      <w:pPr>
+        <w:spacing w:after="40" w:before="0"/>
+      </w:pPr>
+      <w:r>
+        <w:t xml:space="preserve">     D. Because every player warms up for exactly 10 minutes</w:t>
+      </w:r>
+    </w:p>
+    <w:p>
+      <w:pPr>
+        <w:spacing w:after="60" w:before="120"/>
+      </w:pPr>
+      <w:r>
+        <w:rPr>
+          <w:color w:val="BBBBBB"/>
+        </w:rPr>
+        <w:t xml:space="preserve">______________________________________________________________________</w:t>
+      </w:r>
+    </w:p>
+    <w:p>
+      <w:pPr>
+        <w:spacing w:after="80" w:before="0"/>
+      </w:pPr>
+      <w:r>
+        <w:rPr>
+          <w:b/>
+          <w:bCs/>
+        </w:rPr>
+        <w:t xml:space="preserve">10. Each weak question on the left has one fixed answer. Match it to the improved version that anticipates variability.</w:t>
+      </w:r>
+    </w:p>
+    <w:tbl>
+      <w:tblPr>
+        <w:tblW w:type="pct" w:w="100%"/>
+        <w:tblBorders>
+          <w:top w:val="single" w:color="auto" w:sz="4"/>
+          <w:left w:val="single" w:color="auto" w:sz="4"/>
+          <w:bottom w:val="single" w:color="auto" w:sz="4"/>
+          <w:right w:val="single" w:color="auto" w:sz="4"/>
+          <w:insideH w:val="single" w:color="auto" w:sz="4"/>
+          <w:insideV w:val="single" w:color="auto" w:sz="4"/>
+        </w:tblBorders>
+      </w:tblPr>
+      <w:tblGrid>
+        <w:gridCol w:w="100"/>
+        <w:gridCol w:w="100"/>
+      </w:tblGrid>
+      <w:tr>
+        <w:trPr>
+          <w:tblHeader/>
+        </w:trPr>
+        <w:tc>
+          <w:tcPr>
+            <w:tcW w:type="pct" w:w="50%"/>
+          </w:tcPr>
+          <w:p>
+            <w:r>
+              <w:rPr>
+                <w:b/>
+                <w:bCs/>
+              </w:rPr>
+              <w:t xml:space="preserve">Item</w:t>
+            </w:r>
+          </w:p>
+        </w:tc>
+        <w:tc>
+          <w:tcPr>
+            <w:tcW w:type="pct" w:w="50%"/>
+          </w:tcPr>
+          <w:p>
+            <w:r>
+              <w:rPr>
+                <w:b/>
+                <w:bCs/>
+              </w:rPr>
+              <w:t xml:space="preserve">Answer choices</w:t>
+            </w:r>
+          </w:p>
+        </w:tc>
+      </w:tr>
+      <w:tr>
+        <w:tc>
+          <w:tcPr>
+            <w:tcW w:type="pct" w:w="50%"/>
+          </w:tcPr>
+          <w:p>
+            <w:r>
+              <w:t xml:space="preserve">____  How many players are on the roster?</w:t>
+            </w:r>
+          </w:p>
+        </w:tc>
+        <w:tc>
+          <w:tcPr>
+            <w:tcW w:type="pct" w:w="50%"/>
+          </w:tcPr>
+          <w:p>
+            <w:r>
+              <w:t xml:space="preserve">D. How far from the basket does each player make most of their shots?</w:t>
+            </w:r>
+          </w:p>
+        </w:tc>
+      </w:tr>
+      <w:tr>
+        <w:tc>
+          <w:tcPr>
+            <w:tcW w:type="pct" w:w="50%"/>
+          </w:tcPr>
+          <w:p>
+            <w:r>
+              <w:t xml:space="preserve">____  What is the score of the championship game?</w:t>
+            </w:r>
+          </w:p>
+        </w:tc>
+        <w:tc>
+          <w:tcPr>
+            <w:tcW w:type="pct" w:w="50%"/>
+          </w:tcPr>
+          <w:p>
+            <w:r>
+              <w:t xml:space="preserve">C. What time does each fan arrive at the arena?</w:t>
+            </w:r>
+          </w:p>
+        </w:tc>
+      </w:tr>
+      <w:tr>
+        <w:tc>
+          <w:tcPr>
+            <w:tcW w:type="pct" w:w="50%"/>
+          </w:tcPr>
+          <w:p>
+            <w:r>
+              <w:t xml:space="preserve">____  What time does the game tip off?</w:t>
+            </w:r>
+          </w:p>
+        </w:tc>
+        <w:tc>
+          <w:tcPr>
+            <w:tcW w:type="pct" w:w="50%"/>
+          </w:tcPr>
+          <w:p>
+            <w:r>
+              <w:t xml:space="preserve">B. How many points does each team score across the season's games?</w:t>
+            </w:r>
+          </w:p>
+        </w:tc>
+      </w:tr>
+      <w:tr>
+        <w:tc>
+          <w:tcPr>
+            <w:tcW w:type="pct" w:w="50%"/>
+          </w:tcPr>
+          <w:p>
+            <w:r>
+              <w:t xml:space="preserve">____  How long is a regulation court?</w:t>
+            </w:r>
+          </w:p>
+        </w:tc>
+        <w:tc>
+          <w:tcPr>
+            <w:tcW w:type="pct" w:w="50%"/>
+          </w:tcPr>
+          <w:p>
+            <w:r>
+              <w:t xml:space="preserve">A. How many points does each player on the roster average?</w:t>
+            </w:r>
+          </w:p>
+        </w:tc>
+      </w:tr>
+    </w:tbl>
+    <w:p>
+      <w:pPr>
+        <w:spacing w:after="60" w:before="120"/>
+      </w:pPr>
+      <w:r>
+        <w:rPr>
+          <w:color w:val="BBBBBB"/>
+        </w:rPr>
+        <w:t xml:space="preserve">______________________________________________________________________</w:t>
+      </w:r>
+    </w:p>
+    <w:p>
       <w:r>
         <w:br w:type="page"/>
       </w:r>
@@ -896,10 +1347,22 @@
     </w:p>
     <w:p>
       <w:pPr>
+        <w:spacing w:after="20" w:before="0"/>
+      </w:pPr>
+      <w:r>
+        <w:t xml:space="preserve">     "How many points did each player score?" is statistical because different players will have different scores — there is variability in the data.</w:t>
+      </w:r>
+    </w:p>
+    <w:p>
+      <w:pPr>
         <w:spacing w:after="80" w:before="0"/>
       </w:pPr>
       <w:r>
-        <w:t xml:space="preserve">     "How many points did each player score?" is statistical because different players will have different scores — there is variability in the data.</w:t>
+        <w:rPr>
+          <w:i/>
+          <w:iCs/>
+        </w:rPr>
+        <w:t xml:space="preserve">     Watch for: A common mistake in Statistical Questions and Data is skipping the key idea: "If you expect the answers to vary, it is a statistical question." — always check your work against this rule before you submit.</w:t>
       </w:r>
     </w:p>
     <w:p>
@@ -916,10 +1379,22 @@
     </w:p>
     <w:p>
       <w:pPr>
+        <w:spacing w:after="20" w:before="0"/>
+      </w:pPr>
+      <w:r>
+        <w:t xml:space="preserve">     "How many innings are in a baseball game?" has one fixed answer (9) — no variability. The other questions all produce different answers for different people.</w:t>
+      </w:r>
+    </w:p>
+    <w:p>
+      <w:pPr>
         <w:spacing w:after="80" w:before="0"/>
       </w:pPr>
       <w:r>
-        <w:t xml:space="preserve">     "How many innings are in a baseball game?" has one fixed answer (9) — no variability. The other questions all produce different answers for different people.</w:t>
+        <w:rPr>
+          <w:i/>
+          <w:iCs/>
+        </w:rPr>
+        <w:t xml:space="preserve">     Watch for: A common mistake in Statistical Questions and Data is skipping the key idea: "If you expect the answers to vary, it is a statistical question." — always check your work against this rule before you submit.</w:t>
       </w:r>
     </w:p>
     <w:p>
@@ -936,10 +1411,22 @@
     </w:p>
     <w:p>
       <w:pPr>
+        <w:spacing w:after="20" w:before="0"/>
+      </w:pPr>
+      <w:r>
+        <w:t xml:space="preserve">     A statistical question anticipates variability. Different athletes sleep different amounts, so the data collected will vary.</w:t>
+      </w:r>
+    </w:p>
+    <w:p>
+      <w:pPr>
         <w:spacing w:after="80" w:before="0"/>
       </w:pPr>
       <w:r>
-        <w:t xml:space="preserve">     A statistical question anticipates variability. Different athletes sleep different amounts, so the data collected will vary.</w:t>
+        <w:rPr>
+          <w:i/>
+          <w:iCs/>
+        </w:rPr>
+        <w:t xml:space="preserve">     Watch for: A common mistake in Statistical Questions and Data is skipping the key idea: "If you expect the answers to vary, it is a statistical question." — always check your work against this rule before you submit.</w:t>
       </w:r>
     </w:p>
     <w:p>
@@ -980,6 +1467,234 @@
           <w:bCs/>
         </w:rPr>
         <w:t xml:space="preserve">5. Correct groups:</w:t>
+      </w:r>
+    </w:p>
+    <w:p>
+      <w:pPr>
+        <w:spacing w:after="40" w:before="0"/>
+      </w:pPr>
+      <w:r>
+        <w:t xml:space="preserve"/>
+      </w:r>
+    </w:p>
+    <w:p>
+      <w:pPr>
+        <w:spacing w:after="40" w:before="0"/>
+      </w:pPr>
+      <w:r>
+        <w:rPr>
+          <w:b/>
+          <w:bCs/>
+        </w:rPr>
+        <w:t xml:space="preserve">6. onLevel — Spot the Common Mistake</w:t>
+      </w:r>
+    </w:p>
+    <w:p>
+      <w:pPr>
+        <w:spacing w:after="20" w:before="0"/>
+      </w:pPr>
+      <w:r>
+        <w:t xml:space="preserve">     The mistake is in Step 2.</w:t>
+      </w:r>
+    </w:p>
+    <w:p>
+      <w:pPr>
+        <w:spacing w:after="20" w:before="0"/>
+      </w:pPr>
+      <w:r>
+        <w:t xml:space="preserve">     Correct work: Follow the key idea: If you expect the answers to vary, it is a statistical question.</w:t>
+      </w:r>
+    </w:p>
+    <w:p>
+      <w:pPr>
+        <w:spacing w:after="40" w:before="0"/>
+      </w:pPr>
+      <w:r>
+        <w:rPr>
+          <w:b/>
+          <w:bCs/>
+        </w:rPr>
+        <w:t xml:space="preserve">7. Correct groups:</w:t>
+      </w:r>
+    </w:p>
+    <w:p>
+      <w:pPr>
+        <w:spacing w:after="20" w:before="0"/>
+      </w:pPr>
+      <w:r>
+        <w:t xml:space="preserve">     How many steals does each player record per game? → Statistical</w:t>
+      </w:r>
+    </w:p>
+    <w:p>
+      <w:pPr>
+        <w:spacing w:after="20" w:before="0"/>
+      </w:pPr>
+      <w:r>
+        <w:t xml:space="preserve">     How old is the head coach? → Not Statistical</w:t>
+      </w:r>
+    </w:p>
+    <w:p>
+      <w:pPr>
+        <w:spacing w:after="20" w:before="0"/>
+      </w:pPr>
+      <w:r>
+        <w:t xml:space="preserve">     How many ounces of water does each player drink during practice? → Statistical</w:t>
+      </w:r>
+    </w:p>
+    <w:p>
+      <w:pPr>
+        <w:spacing w:after="20" w:before="0"/>
+      </w:pPr>
+      <w:r>
+        <w:t xml:space="preserve">     What city does the team play its home games in? → Not Statistical</w:t>
+      </w:r>
+    </w:p>
+    <w:p>
+      <w:pPr>
+        <w:spacing w:after="20" w:before="0"/>
+      </w:pPr>
+      <w:r>
+        <w:t xml:space="preserve">     How many hours of sleep did each player get before the game? → Statistical</w:t>
+      </w:r>
+    </w:p>
+    <w:p>
+      <w:pPr>
+        <w:spacing w:after="20" w:before="0"/>
+      </w:pPr>
+      <w:r>
+        <w:t xml:space="preserve">     How many points is a successful field goal worth? → Not Statistical</w:t>
+      </w:r>
+    </w:p>
+    <w:p>
+      <w:pPr>
+        <w:spacing w:after="20" w:before="0"/>
+      </w:pPr>
+      <w:r>
+        <w:t xml:space="preserve">     How fast does each player run the length of the court? → Statistical</w:t>
+      </w:r>
+    </w:p>
+    <w:p>
+      <w:pPr>
+        <w:spacing w:after="20" w:before="0"/>
+      </w:pPr>
+      <w:r>
+        <w:t xml:space="preserve">     What number is on the team captain's jersey? → Not Statistical</w:t>
+      </w:r>
+    </w:p>
+    <w:p>
+      <w:pPr>
+        <w:spacing w:after="40" w:before="0"/>
+      </w:pPr>
+      <w:r>
+        <w:t xml:space="preserve"/>
+      </w:r>
+    </w:p>
+    <w:p>
+      <w:pPr>
+        <w:spacing w:after="40" w:before="0"/>
+      </w:pPr>
+      <w:r>
+        <w:rPr>
+          <w:b/>
+          <w:bCs/>
+        </w:rPr>
+        <w:t xml:space="preserve">8. A. How many rebounds does each player grab per game?</w:t>
+      </w:r>
+    </w:p>
+    <w:p>
+      <w:pPr>
+        <w:spacing w:after="20" w:before="0"/>
+      </w:pPr>
+      <w:r>
+        <w:t xml:space="preserve">     "How many rebounds does each player grab per game?" is statistical because different players grab different numbers of rebounds — the data anticipates variability. The other three each have one fixed answer.</w:t>
+      </w:r>
+    </w:p>
+    <w:p>
+      <w:pPr>
+        <w:spacing w:after="80" w:before="0"/>
+      </w:pPr>
+      <w:r>
+        <w:rPr>
+          <w:i/>
+          <w:iCs/>
+        </w:rPr>
+        <w:t xml:space="preserve">     Watch for: A common mistake in Statistical Questions and Data is skipping the key idea: "If you expect the answers to vary, it is a statistical question." — always check your work against this rule before you submit.</w:t>
+      </w:r>
+    </w:p>
+    <w:p>
+      <w:pPr>
+        <w:spacing w:after="40" w:before="0"/>
+      </w:pPr>
+      <w:r>
+        <w:rPr>
+          <w:b/>
+          <w:bCs/>
+        </w:rPr>
+        <w:t xml:space="preserve">9. A. Because different players warm up for different amounts of time</w:t>
+      </w:r>
+    </w:p>
+    <w:p>
+      <w:pPr>
+        <w:spacing w:after="20" w:before="0"/>
+      </w:pPr>
+      <w:r>
+        <w:t xml:space="preserve">     A statistical question anticipates variability. Different players spend different amounts of time warming up, so the collected data will vary from player to player.</w:t>
+      </w:r>
+    </w:p>
+    <w:p>
+      <w:pPr>
+        <w:spacing w:after="80" w:before="0"/>
+      </w:pPr>
+      <w:r>
+        <w:rPr>
+          <w:i/>
+          <w:iCs/>
+        </w:rPr>
+        <w:t xml:space="preserve">     Watch for: A common mistake in Statistical Questions and Data is skipping the key idea: "If you expect the answers to vary, it is a statistical question." — always check your work against this rule before you submit.</w:t>
+      </w:r>
+    </w:p>
+    <w:p>
+      <w:pPr>
+        <w:spacing w:after="40" w:before="0"/>
+      </w:pPr>
+      <w:r>
+        <w:rPr>
+          <w:b/>
+          <w:bCs/>
+        </w:rPr>
+        <w:t xml:space="preserve">10. Matches:</w:t>
+      </w:r>
+    </w:p>
+    <w:p>
+      <w:pPr>
+        <w:spacing w:after="20" w:before="0"/>
+      </w:pPr>
+      <w:r>
+        <w:t xml:space="preserve">     How many players are on the roster? → How many points does each player on the roster average?</w:t>
+      </w:r>
+    </w:p>
+    <w:p>
+      <w:pPr>
+        <w:spacing w:after="20" w:before="0"/>
+      </w:pPr>
+      <w:r>
+        <w:t xml:space="preserve">     What is the score of the championship game? → How many points does each team score across the season's games?</w:t>
+      </w:r>
+    </w:p>
+    <w:p>
+      <w:pPr>
+        <w:spacing w:after="20" w:before="0"/>
+      </w:pPr>
+      <w:r>
+        <w:t xml:space="preserve">     What time does the game tip off? → What time does each fan arrive at the arena?</w:t>
+      </w:r>
+    </w:p>
+    <w:p>
+      <w:pPr>
+        <w:spacing w:after="20" w:before="0"/>
+      </w:pPr>
+      <w:r>
+        <w:t xml:space="preserve">     How long is a regulation court? → How far from the basket does each player make most of their shots?</w:t>
       </w:r>
     </w:p>
     <w:p>

--- a/lessons/8-1-flagship/homework.docx
+++ b/lessons/8-1-flagship/homework.docx
@@ -881,23 +881,23 @@
         <w:spacing w:after="40" w:before="0"/>
       </w:pPr>
       <w:r>
-        <w:t xml:space="preserve">   Step 1 (Read): A student is working on Statistical Questions and Data.</w:t>
-      </w:r>
-    </w:p>
-    <w:p>
-      <w:pPr>
-        <w:spacing w:after="40" w:before="0"/>
-      </w:pPr>
-      <w:r>
-        <w:t xml:space="preserve">   Step 2 (Attempt): They ignored the rule: If you expect the answers to vary, it is a statistical question.</w:t>
-      </w:r>
-    </w:p>
-    <w:p>
-      <w:pPr>
-        <w:spacing w:after="40" w:before="0"/>
-      </w:pPr>
-      <w:r>
-        <w:t xml:space="preserve">   Step 3 (Check): The answer does not match the math rule from class.</w:t>
+        <w:t xml:space="preserve">   Step 1 (Question): How tall is the tallest player on the team?</w:t>
+      </w:r>
+    </w:p>
+    <w:p>
+      <w:pPr>
+        <w:spacing w:after="40" w:before="0"/>
+      </w:pPr>
+      <w:r>
+        <w:t xml:space="preserve">   Step 2 (Student says): This IS a statistical question.</w:t>
+      </w:r>
+    </w:p>
+    <w:p>
+      <w:pPr>
+        <w:spacing w:after="40" w:before="0"/>
+      </w:pPr>
+      <w:r>
+        <w:t xml:space="preserve">   Step 3 (Reason): It asks about height, and heights vary, so there must be variability.</w:t>
       </w:r>
     </w:p>
     <w:p>
@@ -1362,7 +1362,7 @@
           <w:i/>
           <w:iCs/>
         </w:rPr>
-        <w:t xml:space="preserve">     Watch for: A common mistake in Statistical Questions and Data is skipping the key idea: "If you expect the answers to vary, it is a statistical question." — always check your work against this rule before you submit.</w:t>
+        <w:t xml:space="preserve">     Watch for: A common mistake in Statistical Questions and Data is judging a question by how many people or things it names, instead of checking whether the quantity being asked about actually varies. Students see a question about ONE player, ONE team, or ONE season — like "How many touchdowns did the quarterback throw this season?" — and assume it must be non-statistical since only one person is named. But a season includes many games, so the number of touchdowns changes from game to game, which makes it statistical. Just as often, students see the word "each" attached to a group and assume every group question is automatically statistical — but "How many players are on the team?" asks about the whole roster, and every player would report the exact same number, so it is NOT statistical. Before you decide, ask: if I actually collected this data, would every answer come back the same, or would it vary?</w:t>
       </w:r>
     </w:p>
     <w:p>
@@ -1394,7 +1394,7 @@
           <w:i/>
           <w:iCs/>
         </w:rPr>
-        <w:t xml:space="preserve">     Watch for: A common mistake in Statistical Questions and Data is skipping the key idea: "If you expect the answers to vary, it is a statistical question." — always check your work against this rule before you submit.</w:t>
+        <w:t xml:space="preserve">     Watch for: A common mistake in Statistical Questions and Data is judging a question by how many people or things it names, instead of checking whether the quantity being asked about actually varies. Students see a question about ONE player, ONE team, or ONE season — like "How many touchdowns did the quarterback throw this season?" — and assume it must be non-statistical since only one person is named. But a season includes many games, so the number of touchdowns changes from game to game, which makes it statistical. Just as often, students see the word "each" attached to a group and assume every group question is automatically statistical — but "How many players are on the team?" asks about the whole roster, and every player would report the exact same number, so it is NOT statistical. Before you decide, ask: if I actually collected this data, would every answer come back the same, or would it vary?</w:t>
       </w:r>
     </w:p>
     <w:p>
@@ -1426,7 +1426,7 @@
           <w:i/>
           <w:iCs/>
         </w:rPr>
-        <w:t xml:space="preserve">     Watch for: A common mistake in Statistical Questions and Data is skipping the key idea: "If you expect the answers to vary, it is a statistical question." — always check your work against this rule before you submit.</w:t>
+        <w:t xml:space="preserve">     Watch for: A common mistake in Statistical Questions and Data is judging a question by how many people or things it names, instead of checking whether the quantity being asked about actually varies. Students see a question about ONE player, ONE team, or ONE season — like "How many touchdowns did the quarterback throw this season?" — and assume it must be non-statistical since only one person is named. But a season includes many games, so the number of touchdowns changes from game to game, which makes it statistical. Just as often, students see the word "each" attached to a group and assume every group question is automatically statistical — but "How many players are on the team?" asks about the whole roster, and every player would report the exact same number, so it is NOT statistical. Before you decide, ask: if I actually collected this data, would every answer come back the same, or would it vary?</w:t>
       </w:r>
     </w:p>
     <w:p>
@@ -1494,7 +1494,7 @@
         <w:spacing w:after="20" w:before="0"/>
       </w:pPr>
       <w:r>
-        <w:t xml:space="preserve">     The mistake is in Step 2.</w:t>
+        <w:t xml:space="preserve">     The mistake is in Step 3.</w:t>
       </w:r>
     </w:p>
     <w:p>
@@ -1502,7 +1502,7 @@
         <w:spacing w:after="20" w:before="0"/>
       </w:pPr>
       <w:r>
-        <w:t xml:space="preserve">     Correct work: Follow the key idea: If you expect the answers to vary, it is a statistical question.</w:t>
+        <w:t xml:space="preserve">     Correct work: Heights do vary across players, but this question asks for only ONE value — the height of the single tallest player. There is one fixed answer (for example, 68 in), so there is no variability to collect. This is NOT a statistical question.</w:t>
       </w:r>
     </w:p>
     <w:p>
@@ -1618,7 +1618,7 @@
           <w:i/>
           <w:iCs/>
         </w:rPr>
-        <w:t xml:space="preserve">     Watch for: A common mistake in Statistical Questions and Data is skipping the key idea: "If you expect the answers to vary, it is a statistical question." — always check your work against this rule before you submit.</w:t>
+        <w:t xml:space="preserve">     Watch for: A common mistake in Statistical Questions and Data is judging a question by how many people or things it names, instead of checking whether the quantity being asked about actually varies. Students see a question about ONE player, ONE team, or ONE season — like "How many touchdowns did the quarterback throw this season?" — and assume it must be non-statistical since only one person is named. But a season includes many games, so the number of touchdowns changes from game to game, which makes it statistical. Just as often, students see the word "each" attached to a group and assume every group question is automatically statistical — but "How many players are on the team?" asks about the whole roster, and every player would report the exact same number, so it is NOT statistical. Before you decide, ask: if I actually collected this data, would every answer come back the same, or would it vary?</w:t>
       </w:r>
     </w:p>
     <w:p>
@@ -1650,7 +1650,7 @@
           <w:i/>
           <w:iCs/>
         </w:rPr>
-        <w:t xml:space="preserve">     Watch for: A common mistake in Statistical Questions and Data is skipping the key idea: "If you expect the answers to vary, it is a statistical question." — always check your work against this rule before you submit.</w:t>
+        <w:t xml:space="preserve">     Watch for: A common mistake in Statistical Questions and Data is judging a question by how many people or things it names, instead of checking whether the quantity being asked about actually varies. Students see a question about ONE player, ONE team, or ONE season — like "How many touchdowns did the quarterback throw this season?" — and assume it must be non-statistical since only one person is named. But a season includes many games, so the number of touchdowns changes from game to game, which makes it statistical. Just as often, students see the word "each" attached to a group and assume every group question is automatically statistical — but "How many players are on the team?" asks about the whole roster, and every player would report the exact same number, so it is NOT statistical. Before you decide, ask: if I actually collected this data, would every answer come back the same, or would it vary?</w:t>
       </w:r>
     </w:p>
     <w:p>
